--- a/sorular/GK_GMY_Deneme5_100soru.docx
+++ b/sorular/GK_GMY_Deneme5_100soru.docx
@@ -33539,6 +33539,19 @@
         <w:spacing w:after="60"/>
       </w:pPr>
       <w:r>
+        <w:t xml:space="preserve">Gümrük bölümü Gümrük Yönetmeliği m.567/2'deki GMY sınav kapsamıyla sınırlıdır: Gümrük Kanunu ve ikincil düzenlemeleri ile 5607 sayılı Kanun ve ikincil düzenlemeleri. Dış ticaret ve kambiyo mevzuatı (bedelsiz ihracat, İhracat Yönetmeliği vb.) gümrük müşavirliği sınavının konusu olduğundan sorulmamıştır; 2021–2025 GMY sınavlarında sorulan İthalat Rejimi Kararı, Dahilde İşleme Rejimi Tebliği ve Sınır Ticareti Kararı kapsamda tutulmuştur.</w:t>
+      </w:r>
+    </w:p>
+    <w:p>
+      <w:pPr>
+        <w:pStyle w:val="ListParagraph"/>
+        <w:numPr>
+          <w:ilvl w:val="0"/>
+          <w:numId w:val="2"/>
+        </w:numPr>
+        <w:spacing w:after="60"/>
+      </w:pPr>
+      <w:r>
         <w:t xml:space="preserve">Genel kültür bölümü (1–20) Canlı 7/24 Genel Kültür Kitabı'na dayanır ve 2024–2025 sınavlarının 1–20. sorularındaki bilgi türlerini (anlam ilişkileri, anlatım bozukluğu, noktalama, paragraf; zaman, birim dönüşümü, oran, yüzde, dizi problemleri; Millî Mücadele, inkılaplar, Atatürk; yasama-yürütme-yargı, temel haklar) ölçer.</w:t>
       </w:r>
     </w:p>
